--- a/public/chat_files/estella_q4_executive_investor_deck_v1.docx
+++ b/public/chat_files/estella_q4_executive_investor_deck_v1.docx
@@ -3,18 +3,39 @@
 <w:document xmlns:w="http://schemas.openxmlformats.org/wordprocessingml/2006/main">
   <w:body>
     <w:p>
+      <w:pPr>
+        <w:spacing w:before="120" w:after="240"/>
+      </w:pPr>
       <w:r>
         <w:rPr>
           <w:b/>
-          <w:sz w:val="28"/>
+          <w:color w:val="0F172A"/>
+          <w:sz w:val="32"/>
         </w:rPr>
-        <w:t>Q4 Board Deck Slide Outline &amp; Speaker Script (v1 Draft)</w:t>
+        <w:t xml:space="preserve">Q4 Board Deck Slide Outline &amp; Speaker Script (v1 Draft)</w:t>
       </w:r>
     </w:p>
     <w:p>
+      <w:pPr>
+        <w:spacing w:before="240" w:after="80"/>
+      </w:pPr>
       <w:r>
         <w:rPr>
-          <w:sz w:val="22"/>
+          <w:b/>
+          <w:color w:val="0F172A"/>
+          <w:sz w:val="24"/>
+        </w:rPr>
+        <w:t xml:space="preserve">16-SLIDE OUTLINE</w:t>
+      </w:r>
+    </w:p>
+    <w:p>
+      <w:pPr>
+        <w:spacing w:after="140" w:line="276" w:lineRule="auto"/>
+      </w:pPr>
+      <w:r>
+        <w:rPr>
+          <w:color w:val="1E293B"/>
+          <w:sz w:val="21"/>
         </w:rPr>
         <w:t xml:space="preserve">16-slide narrative outline structured for Series A/B board members.</w:t>
       </w:r>

--- a/public/chat_files/estella_q4_executive_investor_deck_v1.docx
+++ b/public/chat_files/estella_q4_executive_investor_deck_v1.docx
@@ -13,7 +13,51 @@
           <w:color w:val="0F172A"/>
           <w:sz w:val="44"/>
         </w:rPr>
-        <w:t>Q4 Board Deck Slide Outline &amp; Speaker Script (v1 Draft)</w:t>
+        <w:t>Apex Fleet &amp; Logistics — Q4 Executive Investor Update Deck (v1 Narrative Copy)</w:t>
+      </w:r>
+    </w:p>
+    <w:p>
+      <w:pPr>
+        <w:spacing w:before="0" w:after="120" w:line="276" w:lineRule="auto"/>
+      </w:pPr>
+      <w:r>
+        <w:rPr>
+          <w:rFonts w:ascii="Calibri" w:hAnsi="Calibri"/>
+          <w:color w:val="1E293B"/>
+          <w:sz w:val="20"/>
+        </w:rPr>
+        <w:t>DOCUMENT: Investor Update Slide Copy &amp; Narrative Architecture (v1 Draft)</w:t>
+      </w:r>
+    </w:p>
+    <w:p>
+      <w:pPr>
+        <w:spacing w:before="0" w:after="120" w:line="276" w:lineRule="auto"/>
+      </w:pPr>
+      <w:r>
+        <w:rPr>
+          <w:rFonts w:ascii="Calibri" w:hAnsi="Calibri"/>
+          <w:color w:val="1E293B"/>
+          <w:sz w:val="20"/>
+        </w:rPr>
+        <w:t>AUDIENCE: Institutional Debt Partners, Equity Holders &amp; Advisory Board</w:t>
+      </w:r>
+    </w:p>
+    <w:p>
+      <w:pPr>
+        <w:spacing w:before="0" w:after="120" w:line="276" w:lineRule="auto"/>
+      </w:pPr>
+      <w:r>
+        <w:rPr>
+          <w:rFonts w:ascii="Calibri" w:hAnsi="Calibri"/>
+          <w:color w:val="1E293B"/>
+          <w:sz w:val="20"/>
+        </w:rPr>
+        <w:t>DATE: October 2026</w:t>
+      </w:r>
+    </w:p>
+    <w:p>
+      <w:r>
+        <w:br w:type="page"/>
       </w:r>
     </w:p>
     <w:p>
@@ -28,7 +72,7 @@
           <w:color w:val="0F172A"/>
           <w:sz w:val="26"/>
         </w:rPr>
-        <w:t>16-SLIDE OUTLINE</w:t>
+        <w:t>SLIDE 1: EXECUTIVE TITLE &amp; INVESTMENT THESIS</w:t>
       </w:r>
     </w:p>
     <w:p>
@@ -41,7 +85,165 @@
           <w:color w:val="1E293B"/>
           <w:sz w:val="20"/>
         </w:rPr>
-        <w:t>16-slide narrative outline structured for Series A/B board members.</w:t>
+        <w:t>Title: Apex Fleet &amp; Logistics — Modern Regional Freight Infrastructure</w:t>
+      </w:r>
+    </w:p>
+    <w:p>
+      <w:pPr>
+        <w:spacing w:before="0" w:after="120" w:line="276" w:lineRule="auto"/>
+      </w:pPr>
+      <w:r>
+        <w:rPr>
+          <w:rFonts w:ascii="Calibri" w:hAnsi="Calibri"/>
+          <w:color w:val="1E293B"/>
+          <w:sz w:val="20"/>
+        </w:rPr>
+        <w:t>Subtitle: Q4 2026 Operational Performance &amp; Network Scale Overview</w:t>
+      </w:r>
+    </w:p>
+    <w:p>
+      <w:pPr>
+        <w:spacing w:before="0" w:after="120" w:line="276" w:lineRule="auto"/>
+      </w:pPr>
+      <w:r>
+        <w:rPr>
+          <w:rFonts w:ascii="Calibri" w:hAnsi="Calibri"/>
+          <w:color w:val="1E293B"/>
+          <w:sz w:val="20"/>
+        </w:rPr>
+        <w:t>Core Thesis: Capitalizing on the nearshoring boom and cross-border manufacturing growth through asset-backed fleet discipline, proprietary dispatch technology, and industry-leading driver retention.</w:t>
+      </w:r>
+    </w:p>
+    <w:p>
+      <w:r>
+        <w:br w:type="page"/>
+      </w:r>
+    </w:p>
+    <w:p>
+      <w:pPr>
+        <w:keepNext/>
+        <w:spacing w:before="280" w:after="80"/>
+      </w:pPr>
+      <w:r>
+        <w:rPr>
+          <w:rFonts w:ascii="Calibri" w:hAnsi="Calibri"/>
+          <w:b/>
+          <w:color w:val="0F172A"/>
+          <w:sz w:val="26"/>
+        </w:rPr>
+        <w:t>SLIDE 2: THE APEX OPERATING ADVANTAGE</w:t>
+      </w:r>
+    </w:p>
+    <w:p>
+      <w:pPr>
+        <w:spacing w:before="0" w:after="120" w:line="276" w:lineRule="auto"/>
+      </w:pPr>
+      <w:r>
+        <w:rPr>
+          <w:rFonts w:ascii="Calibri" w:hAnsi="Calibri"/>
+          <w:color w:val="1E293B"/>
+          <w:sz w:val="20"/>
+        </w:rPr>
+        <w:t>Key Pillars: 142 late-model tractors, 380 dry/reefer trailers, 3 regional hubs, and 99.1% on-time service standard. Our asset density across the Midwest-to-Gulf corridor creates unbeatable backhaul economics.</w:t>
+      </w:r>
+    </w:p>
+    <w:p>
+      <w:r>
+        <w:br w:type="page"/>
+      </w:r>
+    </w:p>
+    <w:p>
+      <w:pPr>
+        <w:keepNext/>
+        <w:spacing w:before="280" w:after="80"/>
+      </w:pPr>
+      <w:r>
+        <w:rPr>
+          <w:rFonts w:ascii="Calibri" w:hAnsi="Calibri"/>
+          <w:b/>
+          <w:color w:val="0F172A"/>
+          <w:sz w:val="26"/>
+        </w:rPr>
+        <w:t>SLIDE 3: FINANCIAL PERFORMANCE OVERVIEW</w:t>
+      </w:r>
+    </w:p>
+    <w:p>
+      <w:pPr>
+        <w:spacing w:before="0" w:after="120" w:line="276" w:lineRule="auto"/>
+      </w:pPr>
+      <w:r>
+        <w:rPr>
+          <w:rFonts w:ascii="Calibri" w:hAnsi="Calibri"/>
+          <w:color w:val="1E293B"/>
+          <w:sz w:val="20"/>
+        </w:rPr>
+        <w:t>Q3 2026 Revenue reached $18.42M (+22.4% YoY) with Adjusted EBITDA of $2.62M (14.2% margin). Operating Ratio tightened to 87.8%. Full-year 2026 revenue is on track to surpass $72M.</w:t>
+      </w:r>
+    </w:p>
+    <w:p>
+      <w:r>
+        <w:br w:type="page"/>
+      </w:r>
+    </w:p>
+    <w:p>
+      <w:pPr>
+        <w:keepNext/>
+        <w:spacing w:before="280" w:after="80"/>
+      </w:pPr>
+      <w:r>
+        <w:rPr>
+          <w:rFonts w:ascii="Calibri" w:hAnsi="Calibri"/>
+          <w:b/>
+          <w:color w:val="0F172A"/>
+          <w:sz w:val="26"/>
+        </w:rPr>
+        <w:t>SLIDE 4: NETWORK MAP &amp; TERMINAL CAPACITY</w:t>
+      </w:r>
+    </w:p>
+    <w:p>
+      <w:pPr>
+        <w:spacing w:before="0" w:after="120" w:line="276" w:lineRule="auto"/>
+      </w:pPr>
+      <w:r>
+        <w:rPr>
+          <w:rFonts w:ascii="Calibri" w:hAnsi="Calibri"/>
+          <w:color w:val="1E293B"/>
+          <w:sz w:val="20"/>
+        </w:rPr>
+        <w:t>Strategic coverage across Chicago (Northern Gateway), Dallas-Fort Worth (Texas Corridor), and incoming Memphis (Mid-South Rail Interchange).</w:t>
+      </w:r>
+    </w:p>
+    <w:p>
+      <w:r>
+        <w:br w:type="page"/>
+      </w:r>
+    </w:p>
+    <w:p>
+      <w:pPr>
+        <w:keepNext/>
+        <w:spacing w:before="280" w:after="80"/>
+      </w:pPr>
+      <w:r>
+        <w:rPr>
+          <w:rFonts w:ascii="Calibri" w:hAnsi="Calibri"/>
+          <w:b/>
+          <w:color w:val="0F172A"/>
+          <w:sz w:val="26"/>
+        </w:rPr>
+        <w:t>SLIDE 5: 2027 GROWTH CATALYSTS &amp; CAPITAL ALLOCATION</w:t>
+      </w:r>
+    </w:p>
+    <w:p>
+      <w:pPr>
+        <w:spacing w:before="0" w:after="120" w:line="276" w:lineRule="auto"/>
+      </w:pPr>
+      <w:r>
+        <w:rPr>
+          <w:rFonts w:ascii="Calibri" w:hAnsi="Calibri"/>
+          <w:color w:val="1E293B"/>
+          <w:sz w:val="20"/>
+        </w:rPr>
+        <w:t>Deploying $4.2M in Memphis hub build-out, expanding dedicated customer fleets, and scaling logistics technology to reach $100M ARR by 2028.</w:t>
       </w:r>
     </w:p>
     <w:sectPr>
@@ -78,7 +280,7 @@
       <w:jc w:val="right"/>
     </w:pPr>
     <w:r>
-      <w:t>Q4 Board Deck Slide Outline &amp; Speaker Script (v1 Draft)</w:t>
+      <w:t>Apex Fleet &amp; Logistics — Q4 Executive Investor Update Deck (</w:t>
     </w:r>
   </w:p>
 </w:hdr>

--- a/public/chat_files/estella_q4_executive_investor_deck_v1.docx
+++ b/public/chat_files/estella_q4_executive_investor_deck_v1.docx
@@ -13,51 +13,7 @@
           <w:color w:val="0F172A"/>
           <w:sz w:val="44"/>
         </w:rPr>
-        <w:t>Apex Fleet &amp; Logistics — Q4 Executive Investor Update Deck (v1 Narrative Copy)</w:t>
-      </w:r>
-    </w:p>
-    <w:p>
-      <w:pPr>
-        <w:spacing w:before="0" w:after="120" w:line="276" w:lineRule="auto"/>
-      </w:pPr>
-      <w:r>
-        <w:rPr>
-          <w:rFonts w:ascii="Calibri" w:hAnsi="Calibri"/>
-          <w:color w:val="1E293B"/>
-          <w:sz w:val="20"/>
-        </w:rPr>
-        <w:t>DOCUMENT: Investor Update Slide Copy &amp; Narrative Architecture (v1 Draft)</w:t>
-      </w:r>
-    </w:p>
-    <w:p>
-      <w:pPr>
-        <w:spacing w:before="0" w:after="120" w:line="276" w:lineRule="auto"/>
-      </w:pPr>
-      <w:r>
-        <w:rPr>
-          <w:rFonts w:ascii="Calibri" w:hAnsi="Calibri"/>
-          <w:color w:val="1E293B"/>
-          <w:sz w:val="20"/>
-        </w:rPr>
-        <w:t>AUDIENCE: Institutional Debt Partners, Equity Holders &amp; Advisory Board</w:t>
-      </w:r>
-    </w:p>
-    <w:p>
-      <w:pPr>
-        <w:spacing w:before="0" w:after="120" w:line="276" w:lineRule="auto"/>
-      </w:pPr>
-      <w:r>
-        <w:rPr>
-          <w:rFonts w:ascii="Calibri" w:hAnsi="Calibri"/>
-          <w:color w:val="1E293B"/>
-          <w:sz w:val="20"/>
-        </w:rPr>
-        <w:t>DATE: October 2026</w:t>
-      </w:r>
-    </w:p>
-    <w:p>
-      <w:r>
-        <w:br w:type="page"/>
+        <w:t>Q4 Board Deck Slide Outline &amp; Speaker Script (v1 Draft)</w:t>
       </w:r>
     </w:p>
     <w:p>
@@ -72,7 +28,7 @@
           <w:color w:val="0F172A"/>
           <w:sz w:val="26"/>
         </w:rPr>
-        <w:t>SLIDE 1: EXECUTIVE TITLE &amp; INVESTMENT THESIS</w:t>
+        <w:t>16-SLIDE OUTLINE</w:t>
       </w:r>
     </w:p>
     <w:p>
@@ -85,165 +41,7 @@
           <w:color w:val="1E293B"/>
           <w:sz w:val="20"/>
         </w:rPr>
-        <w:t>Title: Apex Fleet &amp; Logistics — Modern Regional Freight Infrastructure</w:t>
-      </w:r>
-    </w:p>
-    <w:p>
-      <w:pPr>
-        <w:spacing w:before="0" w:after="120" w:line="276" w:lineRule="auto"/>
-      </w:pPr>
-      <w:r>
-        <w:rPr>
-          <w:rFonts w:ascii="Calibri" w:hAnsi="Calibri"/>
-          <w:color w:val="1E293B"/>
-          <w:sz w:val="20"/>
-        </w:rPr>
-        <w:t>Subtitle: Q4 2026 Operational Performance &amp; Network Scale Overview</w:t>
-      </w:r>
-    </w:p>
-    <w:p>
-      <w:pPr>
-        <w:spacing w:before="0" w:after="120" w:line="276" w:lineRule="auto"/>
-      </w:pPr>
-      <w:r>
-        <w:rPr>
-          <w:rFonts w:ascii="Calibri" w:hAnsi="Calibri"/>
-          <w:color w:val="1E293B"/>
-          <w:sz w:val="20"/>
-        </w:rPr>
-        <w:t>Core Thesis: Capitalizing on the nearshoring boom and cross-border manufacturing growth through asset-backed fleet discipline, proprietary dispatch technology, and industry-leading driver retention.</w:t>
-      </w:r>
-    </w:p>
-    <w:p>
-      <w:r>
-        <w:br w:type="page"/>
-      </w:r>
-    </w:p>
-    <w:p>
-      <w:pPr>
-        <w:keepNext/>
-        <w:spacing w:before="280" w:after="80"/>
-      </w:pPr>
-      <w:r>
-        <w:rPr>
-          <w:rFonts w:ascii="Calibri" w:hAnsi="Calibri"/>
-          <w:b/>
-          <w:color w:val="0F172A"/>
-          <w:sz w:val="26"/>
-        </w:rPr>
-        <w:t>SLIDE 2: THE APEX OPERATING ADVANTAGE</w:t>
-      </w:r>
-    </w:p>
-    <w:p>
-      <w:pPr>
-        <w:spacing w:before="0" w:after="120" w:line="276" w:lineRule="auto"/>
-      </w:pPr>
-      <w:r>
-        <w:rPr>
-          <w:rFonts w:ascii="Calibri" w:hAnsi="Calibri"/>
-          <w:color w:val="1E293B"/>
-          <w:sz w:val="20"/>
-        </w:rPr>
-        <w:t>Key Pillars: 142 late-model tractors, 380 dry/reefer trailers, 3 regional hubs, and 99.1% on-time service standard. Our asset density across the Midwest-to-Gulf corridor creates unbeatable backhaul economics.</w:t>
-      </w:r>
-    </w:p>
-    <w:p>
-      <w:r>
-        <w:br w:type="page"/>
-      </w:r>
-    </w:p>
-    <w:p>
-      <w:pPr>
-        <w:keepNext/>
-        <w:spacing w:before="280" w:after="80"/>
-      </w:pPr>
-      <w:r>
-        <w:rPr>
-          <w:rFonts w:ascii="Calibri" w:hAnsi="Calibri"/>
-          <w:b/>
-          <w:color w:val="0F172A"/>
-          <w:sz w:val="26"/>
-        </w:rPr>
-        <w:t>SLIDE 3: FINANCIAL PERFORMANCE OVERVIEW</w:t>
-      </w:r>
-    </w:p>
-    <w:p>
-      <w:pPr>
-        <w:spacing w:before="0" w:after="120" w:line="276" w:lineRule="auto"/>
-      </w:pPr>
-      <w:r>
-        <w:rPr>
-          <w:rFonts w:ascii="Calibri" w:hAnsi="Calibri"/>
-          <w:color w:val="1E293B"/>
-          <w:sz w:val="20"/>
-        </w:rPr>
-        <w:t>Q3 2026 Revenue reached $18.42M (+22.4% YoY) with Adjusted EBITDA of $2.62M (14.2% margin). Operating Ratio tightened to 87.8%. Full-year 2026 revenue is on track to surpass $72M.</w:t>
-      </w:r>
-    </w:p>
-    <w:p>
-      <w:r>
-        <w:br w:type="page"/>
-      </w:r>
-    </w:p>
-    <w:p>
-      <w:pPr>
-        <w:keepNext/>
-        <w:spacing w:before="280" w:after="80"/>
-      </w:pPr>
-      <w:r>
-        <w:rPr>
-          <w:rFonts w:ascii="Calibri" w:hAnsi="Calibri"/>
-          <w:b/>
-          <w:color w:val="0F172A"/>
-          <w:sz w:val="26"/>
-        </w:rPr>
-        <w:t>SLIDE 4: NETWORK MAP &amp; TERMINAL CAPACITY</w:t>
-      </w:r>
-    </w:p>
-    <w:p>
-      <w:pPr>
-        <w:spacing w:before="0" w:after="120" w:line="276" w:lineRule="auto"/>
-      </w:pPr>
-      <w:r>
-        <w:rPr>
-          <w:rFonts w:ascii="Calibri" w:hAnsi="Calibri"/>
-          <w:color w:val="1E293B"/>
-          <w:sz w:val="20"/>
-        </w:rPr>
-        <w:t>Strategic coverage across Chicago (Northern Gateway), Dallas-Fort Worth (Texas Corridor), and incoming Memphis (Mid-South Rail Interchange).</w:t>
-      </w:r>
-    </w:p>
-    <w:p>
-      <w:r>
-        <w:br w:type="page"/>
-      </w:r>
-    </w:p>
-    <w:p>
-      <w:pPr>
-        <w:keepNext/>
-        <w:spacing w:before="280" w:after="80"/>
-      </w:pPr>
-      <w:r>
-        <w:rPr>
-          <w:rFonts w:ascii="Calibri" w:hAnsi="Calibri"/>
-          <w:b/>
-          <w:color w:val="0F172A"/>
-          <w:sz w:val="26"/>
-        </w:rPr>
-        <w:t>SLIDE 5: 2027 GROWTH CATALYSTS &amp; CAPITAL ALLOCATION</w:t>
-      </w:r>
-    </w:p>
-    <w:p>
-      <w:pPr>
-        <w:spacing w:before="0" w:after="120" w:line="276" w:lineRule="auto"/>
-      </w:pPr>
-      <w:r>
-        <w:rPr>
-          <w:rFonts w:ascii="Calibri" w:hAnsi="Calibri"/>
-          <w:color w:val="1E293B"/>
-          <w:sz w:val="20"/>
-        </w:rPr>
-        <w:t>Deploying $4.2M in Memphis hub build-out, expanding dedicated customer fleets, and scaling logistics technology to reach $100M ARR by 2028.</w:t>
+        <w:t>16-slide narrative outline structured for Series A/B board members.</w:t>
       </w:r>
     </w:p>
     <w:sectPr>
@@ -280,7 +78,7 @@
       <w:jc w:val="right"/>
     </w:pPr>
     <w:r>
-      <w:t>Apex Fleet &amp; Logistics — Q4 Executive Investor Update Deck (</w:t>
+      <w:t>Q4 Board Deck Slide Outline &amp; Speaker Script (v1 Draft)</w:t>
     </w:r>
   </w:p>
 </w:hdr>
